--- a/readMe.docx
+++ b/readMe.docx
@@ -11,23 +11,13 @@
           <w:bCs/>
         </w:rPr>
       </w:pPr>
-      <w:proofErr w:type="spellStart"/>
       <w:r>
         <w:rPr>
           <w:rFonts w:asciiTheme="majorBidi" w:hAnsiTheme="majorBidi" w:cstheme="majorBidi"/>
           <w:b/>
           <w:bCs/>
         </w:rPr>
-        <w:t>OptFedGASPD</w:t>
-      </w:r>
-      <w:proofErr w:type="spellEnd"/>
-      <w:r>
-        <w:rPr>
-          <w:rFonts w:asciiTheme="majorBidi" w:hAnsiTheme="majorBidi" w:cstheme="majorBidi"/>
-          <w:b/>
-          <w:bCs/>
-        </w:rPr>
-        <w:t xml:space="preserve"> User Guide</w:t>
+        <w:t>OptFedGASPD User Guide</w:t>
       </w:r>
     </w:p>
     <w:p>
@@ -103,100 +93,8 @@
         <w:rPr>
           <w:rFonts w:asciiTheme="majorBidi" w:hAnsiTheme="majorBidi" w:cstheme="majorBidi"/>
         </w:rPr>
-        <w:t>java -jar OptFedGASPD.jar -m1 DE -</w:t>
-      </w:r>
-      <w:proofErr w:type="spellStart"/>
-      <w:r>
-        <w:rPr>
-          <w:rFonts w:asciiTheme="majorBidi" w:hAnsiTheme="majorBidi" w:cstheme="majorBidi"/>
-        </w:rPr>
-        <w:t>pfs</w:t>
-      </w:r>
-      <w:proofErr w:type="spellEnd"/>
-      <w:r>
-        <w:rPr>
-          <w:rFonts w:asciiTheme="majorBidi" w:hAnsiTheme="majorBidi" w:cstheme="majorBidi"/>
-        </w:rPr>
-        <w:t xml:space="preserve"> 100 -</w:t>
-      </w:r>
-      <w:proofErr w:type="spellStart"/>
-      <w:r>
-        <w:rPr>
-          <w:rFonts w:asciiTheme="majorBidi" w:hAnsiTheme="majorBidi" w:cstheme="majorBidi"/>
-        </w:rPr>
-        <w:t>el</w:t>
-      </w:r>
-      <w:proofErr w:type="spellEnd"/>
-      <w:r>
-        <w:rPr>
-          <w:rFonts w:asciiTheme="majorBidi" w:hAnsiTheme="majorBidi" w:cstheme="majorBidi"/>
-        </w:rPr>
-        <w:t xml:space="preserve"> "Hospital Billing - Event </w:t>
-      </w:r>
-      <w:proofErr w:type="spellStart"/>
-      <w:r>
-        <w:rPr>
-          <w:rFonts w:asciiTheme="majorBidi" w:hAnsiTheme="majorBidi" w:cstheme="majorBidi"/>
-        </w:rPr>
-        <w:t>Log.xes</w:t>
-      </w:r>
-      <w:proofErr w:type="spellEnd"/>
-      <w:r>
-        <w:rPr>
-          <w:rFonts w:asciiTheme="majorBidi" w:hAnsiTheme="majorBidi" w:cstheme="majorBidi"/>
-        </w:rPr>
-        <w:t>" -non 2 -</w:t>
-      </w:r>
-      <w:proofErr w:type="spellStart"/>
-      <w:r>
-        <w:rPr>
-          <w:rFonts w:asciiTheme="majorBidi" w:hAnsiTheme="majorBidi" w:cstheme="majorBidi"/>
-        </w:rPr>
-        <w:t>maxItr</w:t>
-      </w:r>
-      <w:proofErr w:type="spellEnd"/>
-      <w:r>
-        <w:rPr>
-          <w:rFonts w:asciiTheme="majorBidi" w:hAnsiTheme="majorBidi" w:cstheme="majorBidi"/>
-        </w:rPr>
-        <w:t xml:space="preserve"> 20 -ft 0.001-0.25 -p 50 -mms 1000 -</w:t>
-      </w:r>
-      <w:proofErr w:type="spellStart"/>
-      <w:r>
-        <w:rPr>
-          <w:rFonts w:asciiTheme="majorBidi" w:hAnsiTheme="majorBidi" w:cstheme="majorBidi"/>
-        </w:rPr>
-        <w:t>erbm</w:t>
-      </w:r>
-      <w:proofErr w:type="spellEnd"/>
-      <w:r>
-        <w:rPr>
-          <w:rFonts w:asciiTheme="majorBidi" w:hAnsiTheme="majorBidi" w:cstheme="majorBidi"/>
-        </w:rPr>
-        <w:t xml:space="preserve"> U -t 3600 -tau 0.09 -</w:t>
-      </w:r>
-      <w:proofErr w:type="spellStart"/>
-      <w:r>
-        <w:rPr>
-          <w:rFonts w:asciiTheme="majorBidi" w:hAnsiTheme="majorBidi" w:cstheme="majorBidi"/>
-        </w:rPr>
-        <w:t>cof</w:t>
-      </w:r>
-      <w:proofErr w:type="spellEnd"/>
-      <w:r>
-        <w:rPr>
-          <w:rFonts w:asciiTheme="majorBidi" w:hAnsiTheme="majorBidi" w:cstheme="majorBidi"/>
-        </w:rPr>
-        <w:t xml:space="preserve"> [ 0.0001 0.</w:t>
-      </w:r>
-      <w:proofErr w:type="gramStart"/>
-      <w:r>
-        <w:rPr>
-          <w:rFonts w:asciiTheme="majorBidi" w:hAnsiTheme="majorBidi" w:cstheme="majorBidi"/>
-        </w:rPr>
-        <w:t>002 ]</w:t>
-      </w:r>
-      <w:proofErr w:type="gramEnd"/>
+        <w:t>java -jar OptFedGASPD.jar -m1 DE -pfs 100 -el "Hospital Billing - Event Log.xes" -non 2 -maxItr 20 -ft 0.001-0.25 -p 50 -mms 1000 -erbm U -t 3600 -tau 0.09 -cof [ 0.0001 0.002 ]</w:t>
+      </w:r>
     </w:p>
     <w:p>
       <w:pPr>
@@ -399,115 +297,99 @@
           <w:b/>
           <w:bCs/>
         </w:rPr>
-        <w:t>-</w:t>
-      </w:r>
-      <w:proofErr w:type="spellStart"/>
-      <w:r>
+        <w:t>-pfs</w:t>
+      </w:r>
+    </w:p>
+    <w:p>
+      <w:pPr>
+        <w:jc w:val="both"/>
+        <w:rPr>
+          <w:rFonts w:asciiTheme="majorBidi" w:hAnsiTheme="majorBidi" w:cstheme="majorBidi"/>
+        </w:rPr>
+      </w:pPr>
+      <w:r>
+        <w:rPr>
+          <w:rFonts w:asciiTheme="majorBidi" w:hAnsiTheme="majorBidi" w:cstheme="majorBidi"/>
+        </w:rPr>
+        <w:t>Defines the maximum number of candidate process models maintained in the Pareto frontier. For example, a value of 100 means that the algorithm keeps at most 100 non-dominated models.</w:t>
+      </w:r>
+    </w:p>
+    <w:p>
+      <w:pPr>
+        <w:jc w:val="both"/>
         <w:rPr>
           <w:rFonts w:asciiTheme="majorBidi" w:hAnsiTheme="majorBidi" w:cstheme="majorBidi"/>
           <w:b/>
           <w:bCs/>
         </w:rPr>
-        <w:t>pfs</w:t>
-      </w:r>
-      <w:proofErr w:type="spellEnd"/>
-    </w:p>
-    <w:p>
-      <w:pPr>
-        <w:jc w:val="both"/>
-        <w:rPr>
-          <w:rFonts w:asciiTheme="majorBidi" w:hAnsiTheme="majorBidi" w:cstheme="majorBidi"/>
-        </w:rPr>
-      </w:pPr>
-      <w:r>
-        <w:rPr>
-          <w:rFonts w:asciiTheme="majorBidi" w:hAnsiTheme="majorBidi" w:cstheme="majorBidi"/>
-        </w:rPr>
-        <w:t>Defines the maximum number of candidate process models maintained in the Pareto frontier. For example, a value of 100 means that the algorithm keeps at most 100 non-dominated models.</w:t>
-      </w:r>
-    </w:p>
-    <w:p>
-      <w:pPr>
-        <w:jc w:val="both"/>
+      </w:pPr>
+      <w:r>
         <w:rPr>
           <w:rFonts w:asciiTheme="majorBidi" w:hAnsiTheme="majorBidi" w:cstheme="majorBidi"/>
           <w:b/>
           <w:bCs/>
         </w:rPr>
-      </w:pPr>
-      <w:r>
+        <w:t>-el</w:t>
+      </w:r>
+    </w:p>
+    <w:p>
+      <w:pPr>
+        <w:jc w:val="both"/>
+        <w:rPr>
+          <w:rFonts w:asciiTheme="majorBidi" w:hAnsiTheme="majorBidi" w:cstheme="majorBidi"/>
+        </w:rPr>
+      </w:pPr>
+      <w:r>
+        <w:rPr>
+          <w:rFonts w:asciiTheme="majorBidi" w:hAnsiTheme="majorBidi" w:cstheme="majorBidi"/>
+        </w:rPr>
+        <w:t>Specifies the name and path of the event log file. The file path must be enclosed in double quotation marks.</w:t>
+      </w:r>
+    </w:p>
+    <w:p>
+      <w:pPr>
+        <w:jc w:val="both"/>
+        <w:rPr>
+          <w:rFonts w:asciiTheme="majorBidi" w:hAnsiTheme="majorBidi" w:cstheme="majorBidi"/>
+        </w:rPr>
+      </w:pPr>
+      <w:r>
+        <w:rPr>
+          <w:rFonts w:asciiTheme="majorBidi" w:hAnsiTheme="majorBidi" w:cstheme="majorBidi"/>
+        </w:rPr>
+        <w:t>The current version supports only XES files. The utility reads the value of the concept:name attribute as the activity name. Therefore, please ensure that the provided XES file contains the concept:name attribute and is compatible with this version of the utility.</w:t>
+      </w:r>
+    </w:p>
+    <w:p>
+      <w:pPr>
+        <w:jc w:val="both"/>
         <w:rPr>
           <w:rFonts w:asciiTheme="majorBidi" w:hAnsiTheme="majorBidi" w:cstheme="majorBidi"/>
           <w:b/>
           <w:bCs/>
         </w:rPr>
-        <w:t>-</w:t>
-      </w:r>
-      <w:proofErr w:type="spellStart"/>
+      </w:pPr>
       <w:r>
         <w:rPr>
           <w:rFonts w:asciiTheme="majorBidi" w:hAnsiTheme="majorBidi" w:cstheme="majorBidi"/>
           <w:b/>
           <w:bCs/>
         </w:rPr>
-        <w:t>el</w:t>
-      </w:r>
-      <w:proofErr w:type="spellEnd"/>
-    </w:p>
-    <w:p>
-      <w:pPr>
-        <w:jc w:val="both"/>
-        <w:rPr>
-          <w:rFonts w:asciiTheme="majorBidi" w:hAnsiTheme="majorBidi" w:cstheme="majorBidi"/>
-        </w:rPr>
-      </w:pPr>
-      <w:r>
-        <w:rPr>
-          <w:rFonts w:asciiTheme="majorBidi" w:hAnsiTheme="majorBidi" w:cstheme="majorBidi"/>
-        </w:rPr>
-        <w:t>Specifies the name and path of the event log file. The file path must be enclosed in double quotation marks.</w:t>
-      </w:r>
-    </w:p>
-    <w:p>
-      <w:pPr>
-        <w:jc w:val="both"/>
-        <w:rPr>
-          <w:rFonts w:asciiTheme="majorBidi" w:hAnsiTheme="majorBidi" w:cstheme="majorBidi"/>
-        </w:rPr>
-      </w:pPr>
-      <w:r>
-        <w:rPr>
-          <w:rFonts w:asciiTheme="majorBidi" w:hAnsiTheme="majorBidi" w:cstheme="majorBidi"/>
-        </w:rPr>
-        <w:t xml:space="preserve">The current version supports only XES files. The utility reads the value of the </w:t>
-      </w:r>
-      <w:proofErr w:type="spellStart"/>
-      <w:r>
-        <w:rPr>
-          <w:rFonts w:asciiTheme="majorBidi" w:hAnsiTheme="majorBidi" w:cstheme="majorBidi"/>
-        </w:rPr>
-        <w:t>concept:name</w:t>
-      </w:r>
-      <w:proofErr w:type="spellEnd"/>
-      <w:r>
-        <w:rPr>
-          <w:rFonts w:asciiTheme="majorBidi" w:hAnsiTheme="majorBidi" w:cstheme="majorBidi"/>
-        </w:rPr>
-        <w:t xml:space="preserve"> attribute as the activity name. Therefore, please ensure that the provided XES file contains the </w:t>
-      </w:r>
-      <w:proofErr w:type="spellStart"/>
-      <w:r>
-        <w:rPr>
-          <w:rFonts w:asciiTheme="majorBidi" w:hAnsiTheme="majorBidi" w:cstheme="majorBidi"/>
-        </w:rPr>
-        <w:t>concept:name</w:t>
-      </w:r>
-      <w:proofErr w:type="spellEnd"/>
-      <w:r>
-        <w:rPr>
-          <w:rFonts w:asciiTheme="majorBidi" w:hAnsiTheme="majorBidi" w:cstheme="majorBidi"/>
-        </w:rPr>
-        <w:t xml:space="preserve"> attribute and is compatible with this version of the utility.</w:t>
+        <w:t>-non</w:t>
+      </w:r>
+    </w:p>
+    <w:p>
+      <w:pPr>
+        <w:jc w:val="both"/>
+        <w:rPr>
+          <w:rFonts w:asciiTheme="majorBidi" w:hAnsiTheme="majorBidi" w:cstheme="majorBidi"/>
+        </w:rPr>
+      </w:pPr>
+      <w:r>
+        <w:rPr>
+          <w:rFonts w:asciiTheme="majorBidi" w:hAnsiTheme="majorBidi" w:cstheme="majorBidi"/>
+        </w:rPr>
+        <w:t>Defines the number of clients participating in the federated setting.</w:t>
       </w:r>
     </w:p>
     <w:p>
@@ -525,21 +407,21 @@
           <w:b/>
           <w:bCs/>
         </w:rPr>
-        <w:t>-non</w:t>
-      </w:r>
-    </w:p>
-    <w:p>
-      <w:pPr>
-        <w:jc w:val="both"/>
-        <w:rPr>
-          <w:rFonts w:asciiTheme="majorBidi" w:hAnsiTheme="majorBidi" w:cstheme="majorBidi"/>
-        </w:rPr>
-      </w:pPr>
-      <w:r>
-        <w:rPr>
-          <w:rFonts w:asciiTheme="majorBidi" w:hAnsiTheme="majorBidi" w:cstheme="majorBidi"/>
-        </w:rPr>
-        <w:t>Defines the number of clients participating in the federated setting.</w:t>
+        <w:t>-maxItr</w:t>
+      </w:r>
+    </w:p>
+    <w:p>
+      <w:pPr>
+        <w:jc w:val="both"/>
+        <w:rPr>
+          <w:rFonts w:asciiTheme="majorBidi" w:hAnsiTheme="majorBidi" w:cstheme="majorBidi"/>
+        </w:rPr>
+      </w:pPr>
+      <w:r>
+        <w:rPr>
+          <w:rFonts w:asciiTheme="majorBidi" w:hAnsiTheme="majorBidi" w:cstheme="majorBidi"/>
+        </w:rPr>
+        <w:t>Defines the maximum number of iterations used by the metaheuristic algorithm as a termination condition.</w:t>
       </w:r>
     </w:p>
     <w:p>
@@ -557,170 +439,182 @@
           <w:b/>
           <w:bCs/>
         </w:rPr>
-        <w:t>-</w:t>
-      </w:r>
-      <w:proofErr w:type="spellStart"/>
-      <w:r>
+        <w:t>-ft</w:t>
+      </w:r>
+    </w:p>
+    <w:p>
+      <w:pPr>
+        <w:jc w:val="both"/>
+        <w:rPr>
+          <w:rFonts w:asciiTheme="majorBidi" w:hAnsiTheme="majorBidi" w:cstheme="majorBidi"/>
+        </w:rPr>
+      </w:pPr>
+      <w:r>
+        <w:rPr>
+          <w:rFonts w:asciiTheme="majorBidi" w:hAnsiTheme="majorBidi" w:cstheme="majorBidi"/>
+        </w:rPr>
+        <w:lastRenderedPageBreak/>
+        <w:t>Defines the lower and upper bounds for event log filtering during the preprocessing step. For example, a value of 0.25 means that, after ordering traces by frequency, only the most frequent 25% of traces are retained and used for process discovery.</w:t>
+      </w:r>
+    </w:p>
+    <w:p>
+      <w:pPr>
+        <w:jc w:val="both"/>
         <w:rPr>
           <w:rFonts w:asciiTheme="majorBidi" w:hAnsiTheme="majorBidi" w:cstheme="majorBidi"/>
           <w:b/>
           <w:bCs/>
         </w:rPr>
-        <w:t>maxItr</w:t>
-      </w:r>
-      <w:proofErr w:type="spellEnd"/>
-    </w:p>
-    <w:p>
-      <w:pPr>
-        <w:jc w:val="both"/>
-        <w:rPr>
-          <w:rFonts w:asciiTheme="majorBidi" w:hAnsiTheme="majorBidi" w:cstheme="majorBidi"/>
-        </w:rPr>
-      </w:pPr>
-      <w:r>
-        <w:rPr>
-          <w:rFonts w:asciiTheme="majorBidi" w:hAnsiTheme="majorBidi" w:cstheme="majorBidi"/>
-        </w:rPr>
-        <w:t>Defines the maximum number of iterations used by the metaheuristic algorithm as a termination condition.</w:t>
-      </w:r>
-    </w:p>
-    <w:p>
-      <w:pPr>
-        <w:jc w:val="both"/>
+      </w:pPr>
+      <w:r>
         <w:rPr>
           <w:rFonts w:asciiTheme="majorBidi" w:hAnsiTheme="majorBidi" w:cstheme="majorBidi"/>
           <w:b/>
           <w:bCs/>
         </w:rPr>
-      </w:pPr>
-      <w:r>
+        <w:t>-p</w:t>
+      </w:r>
+    </w:p>
+    <w:p>
+      <w:pPr>
+        <w:jc w:val="both"/>
+        <w:rPr>
+          <w:rFonts w:asciiTheme="majorBidi" w:hAnsiTheme="majorBidi" w:cstheme="majorBidi"/>
+        </w:rPr>
+      </w:pPr>
+      <w:r>
+        <w:rPr>
+          <w:rFonts w:asciiTheme="majorBidi" w:hAnsiTheme="majorBidi" w:cstheme="majorBidi"/>
+        </w:rPr>
+        <w:t>Defines the population size used by the metaheuristic algorithm to search the solution space.</w:t>
+      </w:r>
+    </w:p>
+    <w:p>
+      <w:pPr>
+        <w:jc w:val="both"/>
         <w:rPr>
           <w:rFonts w:asciiTheme="majorBidi" w:hAnsiTheme="majorBidi" w:cstheme="majorBidi"/>
           <w:b/>
           <w:bCs/>
         </w:rPr>
-        <w:t>-ft</w:t>
-      </w:r>
-    </w:p>
-    <w:p>
-      <w:pPr>
-        <w:jc w:val="both"/>
-        <w:rPr>
-          <w:rFonts w:asciiTheme="majorBidi" w:hAnsiTheme="majorBidi" w:cstheme="majorBidi"/>
-        </w:rPr>
-      </w:pPr>
-      <w:r>
-        <w:rPr>
-          <w:rFonts w:asciiTheme="majorBidi" w:hAnsiTheme="majorBidi" w:cstheme="majorBidi"/>
-        </w:rPr>
-        <w:lastRenderedPageBreak/>
-        <w:t>Defines the lower and upper bounds for event log filtering during the preprocessing step. For example, a value of 0.25 means that, after ordering traces by frequency, only the most frequent 25% of traces are retained and used for process discovery.</w:t>
-      </w:r>
-    </w:p>
-    <w:p>
-      <w:pPr>
-        <w:jc w:val="both"/>
+      </w:pPr>
+      <w:r>
         <w:rPr>
           <w:rFonts w:asciiTheme="majorBidi" w:hAnsiTheme="majorBidi" w:cstheme="majorBidi"/>
           <w:b/>
           <w:bCs/>
         </w:rPr>
-      </w:pPr>
-      <w:r>
+        <w:t>-mms</w:t>
+      </w:r>
+    </w:p>
+    <w:p>
+      <w:pPr>
+        <w:jc w:val="both"/>
+        <w:rPr>
+          <w:rFonts w:asciiTheme="majorBidi" w:hAnsiTheme="majorBidi" w:cstheme="majorBidi"/>
+        </w:rPr>
+      </w:pPr>
+      <w:r>
+        <w:rPr>
+          <w:rFonts w:asciiTheme="majorBidi" w:hAnsiTheme="majorBidi" w:cstheme="majorBidi"/>
+        </w:rPr>
+        <w:t>Defines the maximum acceptable size of a DFFA model during process discovery.</w:t>
+      </w:r>
+    </w:p>
+    <w:p>
+      <w:pPr>
+        <w:jc w:val="both"/>
         <w:rPr>
           <w:rFonts w:asciiTheme="majorBidi" w:hAnsiTheme="majorBidi" w:cstheme="majorBidi"/>
           <w:b/>
           <w:bCs/>
         </w:rPr>
-        <w:t>-p</w:t>
-      </w:r>
-    </w:p>
-    <w:p>
-      <w:pPr>
-        <w:jc w:val="both"/>
-        <w:rPr>
-          <w:rFonts w:asciiTheme="majorBidi" w:hAnsiTheme="majorBidi" w:cstheme="majorBidi"/>
-        </w:rPr>
-      </w:pPr>
-      <w:r>
-        <w:rPr>
-          <w:rFonts w:asciiTheme="majorBidi" w:hAnsiTheme="majorBidi" w:cstheme="majorBidi"/>
-        </w:rPr>
-        <w:t>Defines the population size used by the metaheuristic algorithm to search the solution space.</w:t>
-      </w:r>
-    </w:p>
-    <w:p>
-      <w:pPr>
-        <w:jc w:val="both"/>
+      </w:pPr>
+      <w:r>
         <w:rPr>
           <w:rFonts w:asciiTheme="majorBidi" w:hAnsiTheme="majorBidi" w:cstheme="majorBidi"/>
           <w:b/>
           <w:bCs/>
         </w:rPr>
-      </w:pPr>
-      <w:r>
+        <w:t>-erbm</w:t>
+      </w:r>
+    </w:p>
+    <w:p>
+      <w:pPr>
+        <w:jc w:val="both"/>
+        <w:rPr>
+          <w:rFonts w:asciiTheme="majorBidi" w:hAnsiTheme="majorBidi" w:cstheme="majorBidi"/>
+        </w:rPr>
+      </w:pPr>
+      <w:r>
+        <w:rPr>
+          <w:rFonts w:asciiTheme="majorBidi" w:hAnsiTheme="majorBidi" w:cstheme="majorBidi"/>
+        </w:rPr>
+        <w:t>Specifies the background model used in the Entropic Relevance measure. The available options are U and Z. For more details, please refer to the paper titled "An Entropic Relevance Measure for Stochastic Conformance Checking in Process Mining."</w:t>
+      </w:r>
+    </w:p>
+    <w:p>
+      <w:pPr>
+        <w:jc w:val="both"/>
         <w:rPr>
           <w:rFonts w:asciiTheme="majorBidi" w:hAnsiTheme="majorBidi" w:cstheme="majorBidi"/>
           <w:b/>
           <w:bCs/>
         </w:rPr>
-        <w:t>-mms</w:t>
-      </w:r>
-    </w:p>
-    <w:p>
-      <w:pPr>
-        <w:jc w:val="both"/>
-        <w:rPr>
-          <w:rFonts w:asciiTheme="majorBidi" w:hAnsiTheme="majorBidi" w:cstheme="majorBidi"/>
-        </w:rPr>
-      </w:pPr>
-      <w:r>
-        <w:rPr>
-          <w:rFonts w:asciiTheme="majorBidi" w:hAnsiTheme="majorBidi" w:cstheme="majorBidi"/>
-        </w:rPr>
-        <w:t>Defines the maximum acceptable size of a DFFA model during process discovery.</w:t>
-      </w:r>
-    </w:p>
-    <w:p>
-      <w:pPr>
-        <w:jc w:val="both"/>
+      </w:pPr>
+      <w:r>
         <w:rPr>
           <w:rFonts w:asciiTheme="majorBidi" w:hAnsiTheme="majorBidi" w:cstheme="majorBidi"/>
           <w:b/>
           <w:bCs/>
         </w:rPr>
-      </w:pPr>
-      <w:r>
+        <w:t>-t</w:t>
+      </w:r>
+    </w:p>
+    <w:p>
+      <w:pPr>
+        <w:jc w:val="both"/>
+        <w:rPr>
+          <w:rFonts w:asciiTheme="majorBidi" w:hAnsiTheme="majorBidi" w:cstheme="majorBidi"/>
+        </w:rPr>
+      </w:pPr>
+      <w:r>
+        <w:rPr>
+          <w:rFonts w:asciiTheme="majorBidi" w:hAnsiTheme="majorBidi" w:cstheme="majorBidi"/>
+        </w:rPr>
+        <w:t>Defines the maximum execution time (in seconds). This is used as an additional termination condition for the metaheuristic algorithm.</w:t>
+      </w:r>
+    </w:p>
+    <w:p>
+      <w:pPr>
+        <w:jc w:val="both"/>
         <w:rPr>
           <w:rFonts w:asciiTheme="majorBidi" w:hAnsiTheme="majorBidi" w:cstheme="majorBidi"/>
           <w:b/>
           <w:bCs/>
         </w:rPr>
-        <w:t>-</w:t>
-      </w:r>
-      <w:proofErr w:type="spellStart"/>
+      </w:pPr>
       <w:r>
         <w:rPr>
           <w:rFonts w:asciiTheme="majorBidi" w:hAnsiTheme="majorBidi" w:cstheme="majorBidi"/>
           <w:b/>
           <w:bCs/>
         </w:rPr>
-        <w:t>erbm</w:t>
-      </w:r>
-      <w:proofErr w:type="spellEnd"/>
-    </w:p>
-    <w:p>
-      <w:pPr>
-        <w:jc w:val="both"/>
-        <w:rPr>
-          <w:rFonts w:asciiTheme="majorBidi" w:hAnsiTheme="majorBidi" w:cstheme="majorBidi"/>
-        </w:rPr>
-      </w:pPr>
-      <w:r>
-        <w:rPr>
-          <w:rFonts w:asciiTheme="majorBidi" w:hAnsiTheme="majorBidi" w:cstheme="majorBidi"/>
-        </w:rPr>
-        <w:t>Specifies the background model used in the Entropic Relevance measure. The available options are U and Z. For more details, please refer to the paper titled "An Entropic Relevance Measure for Stochastic Conformance Checking in Process Mining."</w:t>
+        <w:t>-tau</w:t>
+      </w:r>
+    </w:p>
+    <w:p>
+      <w:pPr>
+        <w:jc w:val="both"/>
+        <w:rPr>
+          <w:rFonts w:asciiTheme="majorBidi" w:hAnsiTheme="majorBidi" w:cstheme="majorBidi"/>
+        </w:rPr>
+      </w:pPr>
+      <w:r>
+        <w:rPr>
+          <w:rFonts w:asciiTheme="majorBidi" w:hAnsiTheme="majorBidi" w:cstheme="majorBidi"/>
+        </w:rPr>
+        <w:t>Defines the Entropic Relevance degradation threshold used in OptFedGASPD.</w:t>
       </w:r>
     </w:p>
     <w:p>
@@ -738,96 +632,8 @@
           <w:b/>
           <w:bCs/>
         </w:rPr>
-        <w:t>-t</w:t>
-      </w:r>
-    </w:p>
-    <w:p>
-      <w:pPr>
-        <w:jc w:val="both"/>
-        <w:rPr>
-          <w:rFonts w:asciiTheme="majorBidi" w:hAnsiTheme="majorBidi" w:cstheme="majorBidi"/>
-        </w:rPr>
-      </w:pPr>
-      <w:r>
-        <w:rPr>
-          <w:rFonts w:asciiTheme="majorBidi" w:hAnsiTheme="majorBidi" w:cstheme="majorBidi"/>
-        </w:rPr>
-        <w:t>Defines the maximum execution time (in seconds). This is used as an additional termination condition for the metaheuristic algorithm.</w:t>
-      </w:r>
-    </w:p>
-    <w:p>
-      <w:pPr>
-        <w:jc w:val="both"/>
-        <w:rPr>
-          <w:rFonts w:asciiTheme="majorBidi" w:hAnsiTheme="majorBidi" w:cstheme="majorBidi"/>
-          <w:b/>
-          <w:bCs/>
-        </w:rPr>
-      </w:pPr>
-      <w:r>
-        <w:rPr>
-          <w:rFonts w:asciiTheme="majorBidi" w:hAnsiTheme="majorBidi" w:cstheme="majorBidi"/>
-          <w:b/>
-          <w:bCs/>
-        </w:rPr>
-        <w:t>-tau</w:t>
-      </w:r>
-    </w:p>
-    <w:p>
-      <w:pPr>
-        <w:jc w:val="both"/>
-        <w:rPr>
-          <w:rFonts w:asciiTheme="majorBidi" w:hAnsiTheme="majorBidi" w:cstheme="majorBidi"/>
-        </w:rPr>
-      </w:pPr>
-      <w:r>
-        <w:rPr>
-          <w:rFonts w:asciiTheme="majorBidi" w:hAnsiTheme="majorBidi" w:cstheme="majorBidi"/>
-        </w:rPr>
-        <w:t xml:space="preserve">Defines the Entropic Relevance degradation threshold used in </w:t>
-      </w:r>
-      <w:proofErr w:type="spellStart"/>
-      <w:r>
-        <w:rPr>
-          <w:rFonts w:asciiTheme="majorBidi" w:hAnsiTheme="majorBidi" w:cstheme="majorBidi"/>
-        </w:rPr>
-        <w:t>OptFedGASPD</w:t>
-      </w:r>
-      <w:proofErr w:type="spellEnd"/>
-      <w:r>
-        <w:rPr>
-          <w:rFonts w:asciiTheme="majorBidi" w:hAnsiTheme="majorBidi" w:cstheme="majorBidi"/>
-        </w:rPr>
-        <w:t>.</w:t>
-      </w:r>
-    </w:p>
-    <w:p>
-      <w:pPr>
-        <w:jc w:val="both"/>
-        <w:rPr>
-          <w:rFonts w:asciiTheme="majorBidi" w:hAnsiTheme="majorBidi" w:cstheme="majorBidi"/>
-          <w:b/>
-          <w:bCs/>
-        </w:rPr>
-      </w:pPr>
-      <w:r>
-        <w:rPr>
-          <w:rFonts w:asciiTheme="majorBidi" w:hAnsiTheme="majorBidi" w:cstheme="majorBidi"/>
-          <w:b/>
-          <w:bCs/>
-        </w:rPr>
-        <w:t>-</w:t>
-      </w:r>
-      <w:proofErr w:type="spellStart"/>
-      <w:r>
-        <w:rPr>
-          <w:rFonts w:asciiTheme="majorBidi" w:hAnsiTheme="majorBidi" w:cstheme="majorBidi"/>
-          <w:b/>
-          <w:bCs/>
-        </w:rPr>
-        <w:t>cof</w:t>
-      </w:r>
-      <w:proofErr w:type="spellEnd"/>
+        <w:t>-cof</w:t>
+      </w:r>
     </w:p>
     <w:p>
       <w:pPr>
@@ -842,6 +648,24 @@
         </w:rPr>
         <w:t>Defines a list of coefficients used to select the best process model during process discovery. The list must be enclosed in brackets, with spaces between the brackets and the numbers.</w:t>
       </w:r>
+      <w:r>
+        <w:rPr>
+          <w:rFonts w:asciiTheme="majorBidi" w:hAnsiTheme="majorBidi" w:cstheme="majorBidi"/>
+        </w:rPr>
+        <w:t xml:space="preserve"> </w:t>
+      </w:r>
+      <w:r>
+        <w:rPr>
+          <w:rFonts w:asciiTheme="majorBidi" w:hAnsiTheme="majorBidi" w:cstheme="majorBidi"/>
+        </w:rPr>
+        <w:t>Each coefficient is used for a separate execution of the experiment. Therefore, if multiple coefficients are provided, the utility will run the complete experiment once for each coefficient value.</w:t>
+      </w:r>
+      <w:r>
+        <w:rPr>
+          <w:rFonts w:asciiTheme="majorBidi" w:hAnsiTheme="majorBidi" w:cstheme="majorBidi"/>
+        </w:rPr>
+        <w:t xml:space="preserve"> However, results of all experiment will be shown in one plot.</w:t>
+      </w:r>
     </w:p>
     <w:p>
       <w:pPr>
@@ -856,42 +680,123 @@
         </w:rPr>
         <w:t>Example:</w:t>
       </w:r>
-    </w:p>
-    <w:p>
-      <w:pPr>
-        <w:jc w:val="both"/>
-        <w:rPr>
-          <w:rFonts w:asciiTheme="majorBidi" w:hAnsiTheme="majorBidi" w:cstheme="majorBidi"/>
-        </w:rPr>
-      </w:pPr>
-      <w:r>
-        <w:rPr>
-          <w:rFonts w:asciiTheme="majorBidi" w:hAnsiTheme="majorBidi" w:cstheme="majorBidi"/>
-        </w:rPr>
-        <w:t>-</w:t>
-      </w:r>
-      <w:proofErr w:type="spellStart"/>
-      <w:r>
-        <w:rPr>
-          <w:rFonts w:asciiTheme="majorBidi" w:hAnsiTheme="majorBidi" w:cstheme="majorBidi"/>
-        </w:rPr>
-        <w:t>cof</w:t>
-      </w:r>
-      <w:proofErr w:type="spellEnd"/>
-      <w:r>
-        <w:rPr>
-          <w:rFonts w:asciiTheme="majorBidi" w:hAnsiTheme="majorBidi" w:cstheme="majorBidi"/>
-        </w:rPr>
-        <w:t xml:space="preserve"> [ 0.1 0.09 </w:t>
-      </w:r>
-      <w:proofErr w:type="gramStart"/>
-      <w:r>
-        <w:rPr>
-          <w:rFonts w:asciiTheme="majorBidi" w:hAnsiTheme="majorBidi" w:cstheme="majorBidi"/>
-        </w:rPr>
-        <w:t>0.002 ]</w:t>
-      </w:r>
-      <w:proofErr w:type="gramEnd"/>
+      <w:r>
+        <w:rPr>
+          <w:rFonts w:asciiTheme="majorBidi" w:hAnsiTheme="majorBidi" w:cstheme="majorBidi"/>
+        </w:rPr>
+        <w:t xml:space="preserve"> </w:t>
+      </w:r>
+    </w:p>
+    <w:p>
+      <w:pPr>
+        <w:jc w:val="both"/>
+        <w:rPr>
+          <w:rFonts w:asciiTheme="majorBidi" w:hAnsiTheme="majorBidi" w:cstheme="majorBidi"/>
+        </w:rPr>
+      </w:pPr>
+      <w:r>
+        <w:rPr>
+          <w:rFonts w:asciiTheme="majorBidi" w:hAnsiTheme="majorBidi" w:cstheme="majorBidi"/>
+        </w:rPr>
+        <w:t>-cof [ 0.1 0.09 0.002 ]</w:t>
+      </w:r>
+      <w:r>
+        <w:rPr>
+          <w:rFonts w:asciiTheme="majorBidi" w:hAnsiTheme="majorBidi" w:cstheme="majorBidi"/>
+        </w:rPr>
+        <w:t xml:space="preserve"> it means for the first run of the experiment the fitness function is which is used to select the best model for merging is</w:t>
+      </w:r>
+    </w:p>
+    <w:p>
+      <w:pPr>
+        <w:jc w:val="both"/>
+        <w:rPr>
+          <w:rFonts w:asciiTheme="majorBidi" w:eastAsiaTheme="minorEastAsia" w:hAnsiTheme="majorBidi" w:cstheme="majorBidi"/>
+        </w:rPr>
+      </w:pPr>
+      <m:oMathPara>
+        <m:oMath>
+          <m:r>
+            <w:rPr>
+              <w:rFonts w:ascii="Cambria Math" w:hAnsi="Cambria Math" w:cstheme="majorBidi"/>
+            </w:rPr>
+            <m:t>=</m:t>
+          </m:r>
+          <m:f>
+            <m:fPr>
+              <m:ctrlPr>
+                <w:rPr>
+                  <w:rFonts w:ascii="Cambria Math" w:hAnsi="Cambria Math" w:cstheme="majorBidi"/>
+                  <w:i/>
+                </w:rPr>
+              </m:ctrlPr>
+            </m:fPr>
+            <m:num>
+              <m:r>
+                <w:rPr>
+                  <w:rFonts w:ascii="Cambria Math" w:hAnsi="Cambria Math" w:cstheme="majorBidi"/>
+                </w:rPr>
+                <m:t>0.1</m:t>
+              </m:r>
+            </m:num>
+            <m:den>
+              <m:r>
+                <w:rPr>
+                  <w:rFonts w:ascii="Cambria Math" w:hAnsi="Cambria Math" w:cstheme="majorBidi"/>
+                </w:rPr>
+                <m:t>Size</m:t>
+              </m:r>
+            </m:den>
+          </m:f>
+          <m:r>
+            <w:rPr>
+              <w:rFonts w:ascii="Cambria Math" w:hAnsi="Cambria Math" w:cstheme="majorBidi"/>
+            </w:rPr>
+            <m:t>+</m:t>
+          </m:r>
+          <m:f>
+            <m:fPr>
+              <m:ctrlPr>
+                <w:rPr>
+                  <w:rFonts w:ascii="Cambria Math" w:hAnsi="Cambria Math" w:cstheme="majorBidi"/>
+                  <w:i/>
+                </w:rPr>
+              </m:ctrlPr>
+            </m:fPr>
+            <m:num>
+              <m:r>
+                <w:rPr>
+                  <w:rFonts w:ascii="Cambria Math" w:hAnsi="Cambria Math" w:cstheme="majorBidi"/>
+                </w:rPr>
+                <m:t>(1-0.1)</m:t>
+              </m:r>
+            </m:num>
+            <m:den>
+              <m:r>
+                <w:rPr>
+                  <w:rFonts w:ascii="Cambria Math" w:hAnsi="Cambria Math" w:cstheme="majorBidi"/>
+                </w:rPr>
+                <m:t>Entropic relevance</m:t>
+              </m:r>
+            </m:den>
+          </m:f>
+        </m:oMath>
+      </m:oMathPara>
+    </w:p>
+    <w:p>
+      <w:pPr>
+        <w:jc w:val="both"/>
+        <w:rPr>
+          <w:rFonts w:asciiTheme="majorBidi" w:hAnsiTheme="majorBidi" w:cstheme="majorBidi"/>
+        </w:rPr>
+      </w:pPr>
+      <w:r>
+        <w:rPr>
+          <w:rFonts w:asciiTheme="majorBidi" w:eastAsiaTheme="minorEastAsia" w:hAnsiTheme="majorBidi" w:cstheme="majorBidi"/>
+        </w:rPr>
+        <w:tab/>
+        <w:t xml:space="preserve"> </w:t>
+      </w:r>
     </w:p>
     <w:p>
       <w:pPr>
@@ -2437,6 +2342,16 @@
       <w:spacing w:val="5"/>
     </w:rPr>
   </w:style>
+  <w:style w:type="character" w:styleId="PlaceholderText">
+    <w:name w:val="Placeholder Text"/>
+    <w:basedOn w:val="DefaultParagraphFont"/>
+    <w:uiPriority w:val="99"/>
+    <w:semiHidden/>
+    <w:rsid w:val="00BB5E1F"/>
+    <w:rPr>
+      <w:color w:val="666666"/>
+    </w:rPr>
+  </w:style>
 </w:styles>
 </file>
 
